--- a/templates/MASTER CONTRATTO Manutenzione VERSIONE A.I..docx
+++ b/templates/MASTER CONTRATTO Manutenzione VERSIONE A.I..docx
@@ -57,7 +57,7 @@
               </w:rPr>
             </w:rPrChange>
           </w:rPr>
-          <w:t>{</w:t>
+          <w:t>{OGGETTO_CONTRATTO}</w:t>
         </w:r>
       </w:ins>
       <w:r>
@@ -76,7 +76,7 @@
             </w:rPr>
           </w:rPrChange>
         </w:rPr>
-        <w:t>IMPIANTI</w:t>
+        <w:t/>
       </w:r>
       <w:r>
         <w:rPr>
@@ -94,7 +94,7 @@
             </w:rPr>
           </w:rPrChange>
         </w:rPr>
-        <w:t xml:space="preserve">  MECCANICI, DI CONDIZIONAMENTO, ESTRAZIONE ARIA, IMPIANTI ELETTRICI, DI SICUREZZA, IMPIANTI SPECIALI, E IMPIANTO IDRICO SANITARIO</w:t>
+        <w:t xml:space="preserve"/>
       </w:r>
       <w:ins w:id="4" w:author="Davide Milizia" w:date="2026-10-14T18:11:00Z" w16du:dateUtc="2026-10-14T16:11:00Z">
         <w:r>
@@ -113,7 +113,7 @@
               </w:rPr>
             </w:rPrChange>
           </w:rPr>
-          <w:t>}</w:t>
+          <w:t/>
         </w:r>
       </w:ins>
     </w:p>
@@ -150,7 +150,7 @@
               </w:rPr>
             </w:rPrChange>
           </w:rPr>
-          <w:t>{</w:t>
+          <w:t>{DATA_CONTRATTO}</w:t>
         </w:r>
         <w:r>
           <w:rPr>
@@ -159,7 +159,7 @@
             <w:highlight w:val="yellow"/>
             <w:lang w:val="it-IT"/>
           </w:rPr>
-          <w:t xml:space="preserve"> </w:t>
+          <w:t xml:space="preserve"/>
         </w:r>
       </w:ins>
       <w:ins w:id="8" w:author="TSC Legal" w:date="2025-11-03T12:42:00Z" w16du:dateUtc="2025-11-03T11:42:00Z">
@@ -183,7 +183,7 @@
             <w:highlight w:val="yellow"/>
             <w:lang w:val="it-IT" w:eastAsia="it-IT"/>
           </w:rPr>
-          <w:t>●</w:t>
+          <w:t/>
         </w:r>
       </w:ins>
       <w:ins w:id="10" w:author="Davide Milizia" w:date="2026-10-14T18:20:00Z" w16du:dateUtc="2026-10-14T16:20:00Z">
@@ -203,7 +203,7 @@
               </w:rPr>
             </w:rPrChange>
           </w:rPr>
-          <w:t>}</w:t>
+          <w:t/>
         </w:r>
       </w:ins>
       <w:ins w:id="12" w:author="TSC Legal" w:date="2025-11-03T12:42:00Z" w16du:dateUtc="2025-11-03T11:42:00Z">
@@ -390,7 +390,7 @@
               </w:rPr>
             </w:rPrChange>
           </w:rPr>
-          <w:t>{</w:t>
+          <w:t>{ANAGRAFICA_COMPLETA_APPALTATORE}</w:t>
         </w:r>
       </w:ins>
       <w:del w:id="18" w:author="Marisa Scollo" w:date="2023-11-08T15:13:00Z">
@@ -429,7 +429,7 @@
             </w:rPr>
           </w:rPrChange>
         </w:rPr>
-        <w:t xml:space="preserve">S.G. Impianti </w:t>
+        <w:t xml:space="preserve"/>
       </w:r>
       <w:r>
         <w:rPr>
@@ -438,7 +438,7 @@
             <w:rPr/>
           </w:rPrChange>
         </w:rPr>
-        <w:t>di Signorino Giuseppe , impresa individuale con sede legale in Misterbianco (CT),Via Marchese 53,, Iscrizione Registro Imprese di Catania - P. IVA 04084180878 e C.F n.SGNGPP81E12C351H , R.E.A. n. CT – 273210 in persona del Sig. Giuseppe Signorino,</w:t>
+        <w:t/>
       </w:r>
       <w:ins w:id="23" w:author="Davide Milizia" w:date="2026-10-14T18:11:00Z" w16du:dateUtc="2026-10-14T16:11:00Z">
         <w:r>
@@ -448,7 +448,7 @@
               <w:rPr/>
             </w:rPrChange>
           </w:rPr>
-          <w:t>}</w:t>
+          <w:t/>
         </w:r>
       </w:ins>
       <w:r>
@@ -640,7 +640,7 @@
             <w:b/>
             <w:highlight w:val="yellow"/>
           </w:rPr>
-          <w:t>{</w:t>
+          <w:t>{DESCRIZIONE_LAVORAZIONI}</w:t>
         </w:r>
       </w:ins>
       <w:r>
@@ -650,7 +650,7 @@
             <w:rPr/>
           </w:rPrChange>
         </w:rPr>
-        <w:t xml:space="preserve">della conduzione e manutenzione degli </w:t>
+        <w:t xml:space="preserve"/>
       </w:r>
       <w:r>
         <w:rPr>
@@ -659,7 +659,7 @@
             <w:rPr/>
           </w:rPrChange>
         </w:rPr>
-        <w:t>impianti meccanici di condizionamento</w:t>
+        <w:t/>
       </w:r>
       <w:r>
         <w:rPr>
@@ -668,14 +668,14 @@
             <w:rPr/>
           </w:rPrChange>
         </w:rPr>
-        <w:t>, estrazione aria , impianti elettrici, di sicurezza, impianti speciali, e impianto idrico sanitario</w:t>
+        <w:t/>
       </w:r>
       <w:ins w:id="31" w:author="Davide Milizia" w:date="2026-10-14T18:12:00Z" w16du:dateUtc="2026-10-14T16:12:00Z">
         <w:r>
           <w:rPr>
             <w:highlight w:val="yellow"/>
           </w:rPr>
-          <w:t>}</w:t>
+          <w:t/>
         </w:r>
       </w:ins>
       <w:del w:id="32" w:author="Davide Milizia" w:date="2026-10-14T18:13:00Z" w16du:dateUtc="2026-10-14T16:13:00Z">
@@ -847,7 +847,7 @@
             <w:b/>
             <w:highlight w:val="yellow"/>
           </w:rPr>
-          <w:t>{</w:t>
+          <w:t>{POSIZIONE_INPS}</w:t>
         </w:r>
       </w:ins>
       <w:r>
@@ -857,7 +857,7 @@
             <w:rPr/>
           </w:rPrChange>
         </w:rPr>
-        <w:t xml:space="preserve">2109982038 </w:t>
+        <w:t xml:space="preserve"/>
       </w:r>
       <w:r>
         <w:rPr>
@@ -866,7 +866,7 @@
             <w:rPr/>
           </w:rPrChange>
         </w:rPr>
-        <w:t>sede di</w:t>
+        <w:t/>
       </w:r>
       <w:r>
         <w:rPr>
@@ -875,7 +875,7 @@
             <w:rPr/>
           </w:rPrChange>
         </w:rPr>
-        <w:t xml:space="preserve"> </w:t>
+        <w:t xml:space="preserve"/>
       </w:r>
       <w:r>
         <w:rPr>
@@ -884,7 +884,7 @@
             <w:rPr/>
           </w:rPrChange>
         </w:rPr>
-        <w:t>Catania</w:t>
+        <w:t/>
       </w:r>
       <w:r>
         <w:rPr>
@@ -893,7 +893,7 @@
             <w:rPr/>
           </w:rPrChange>
         </w:rPr>
-        <w:t>.</w:t>
+        <w:t/>
       </w:r>
       <w:ins w:id="40" w:author="Davide Milizia" w:date="2026-10-14T18:13:00Z" w16du:dateUtc="2026-10-14T16:13:00Z">
         <w:r>
@@ -903,7 +903,7 @@
               <w:rPr/>
             </w:rPrChange>
           </w:rPr>
-          <w:t>}</w:t>
+          <w:t/>
         </w:r>
       </w:ins>
     </w:p>
@@ -1146,7 +1146,7 @@
             <w:b/>
             <w:highlight w:val="yellow"/>
           </w:rPr>
-          <w:t>{</w:t>
+          <w:t>{ELENCO_LAVORAZIONI}</w:t>
         </w:r>
       </w:ins>
       <w:r>
@@ -1156,7 +1156,7 @@
             <w:rPr/>
           </w:rPrChange>
         </w:rPr>
-        <w:t xml:space="preserve">a) Impianti di condizionamento e </w:t>
+        <w:t xml:space="preserve"/>
       </w:r>
       <w:del w:id="48" w:author="Marisa Scollo" w:date="2023-11-09T13:10:00Z">
         <w:r>
@@ -1177,7 +1177,7 @@
               <w:rPr/>
             </w:rPrChange>
           </w:rPr>
-          <w:t>riscaldamento;</w:t>
+          <w:t/>
         </w:r>
       </w:ins>
     </w:p>
@@ -1200,7 +1200,7 @@
             <w:rPr/>
           </w:rPrChange>
         </w:rPr>
-        <w:t>b) Impianti estrazione aria;</w:t>
+        <w:t/>
       </w:r>
     </w:p>
     <w:p>
@@ -1222,7 +1222,7 @@
             <w:rPr/>
           </w:rPrChange>
         </w:rPr>
-        <w:t xml:space="preserve">c) Impianti elettrici e di </w:t>
+        <w:t xml:space="preserve"/>
       </w:r>
       <w:del w:id="56" w:author="Marisa Scollo" w:date="2023-11-09T13:12:00Z">
         <w:r>
@@ -1243,7 +1243,7 @@
               <w:rPr/>
             </w:rPrChange>
           </w:rPr>
-          <w:t>sicurezza;</w:t>
+          <w:t/>
         </w:r>
       </w:ins>
     </w:p>
@@ -1266,7 +1266,7 @@
             <w:rPr/>
           </w:rPrChange>
         </w:rPr>
-        <w:t>d) Impianti speciali rilevazione fumi antintrusione e TVCC;</w:t>
+        <w:t/>
       </w:r>
     </w:p>
     <w:p>
@@ -1282,14 +1282,14 @@
             <w:rPr/>
           </w:rPrChange>
         </w:rPr>
-        <w:t>e) Impianti idrico sanitario.</w:t>
+        <w:t/>
       </w:r>
       <w:ins w:id="63" w:author="Davide Milizia" w:date="2026-10-14T18:13:00Z" w16du:dateUtc="2026-10-14T16:13:00Z">
         <w:r>
           <w:rPr>
             <w:highlight w:val="yellow"/>
           </w:rPr>
-          <w:t>}</w:t>
+          <w:t/>
         </w:r>
       </w:ins>
     </w:p>
@@ -1780,7 +1780,7 @@
             <w:b/>
             <w:highlight w:val="yellow"/>
           </w:rPr>
-          <w:t>{</w:t>
+          <w:t>{DATI_POLIZZA}</w:t>
         </w:r>
       </w:ins>
       <w:r>
@@ -1790,7 +1790,7 @@
             <w:rPr/>
           </w:rPrChange>
         </w:rPr>
-        <w:t>A</w:t>
+        <w:t/>
       </w:r>
       <w:r>
         <w:rPr>
@@ -1799,7 +1799,7 @@
             <w:rPr/>
           </w:rPrChange>
         </w:rPr>
-        <w:t xml:space="preserve">genzia </w:t>
+        <w:t xml:space="preserve"/>
       </w:r>
       <w:r>
         <w:rPr>
@@ -1811,7 +1811,7 @@
             </w:rPr>
           </w:rPrChange>
         </w:rPr>
-        <w:t>Cattolica Assicurazioni Agenzia</w:t>
+        <w:t/>
       </w:r>
     </w:p>
     <w:p>
@@ -1843,7 +1843,7 @@
             </w:rPr>
           </w:rPrChange>
         </w:rPr>
-        <w:t xml:space="preserve">di Catania </w:t>
+        <w:t xml:space="preserve"/>
       </w:r>
       <w:r>
         <w:rPr>
@@ -1852,7 +1852,7 @@
             <w:rPr/>
           </w:rPrChange>
         </w:rPr>
-        <w:t>polizza assicurativa</w:t>
+        <w:t/>
       </w:r>
       <w:r>
         <w:rPr>
@@ -1861,7 +1861,7 @@
             <w:rPr/>
           </w:rPrChange>
         </w:rPr>
-        <w:t xml:space="preserve"> </w:t>
+        <w:t xml:space="preserve"/>
       </w:r>
       <w:r>
         <w:rPr>
@@ -1873,7 +1873,7 @@
             </w:rPr>
           </w:rPrChange>
         </w:rPr>
-        <w:t>n</w:t>
+        <w:t/>
       </w:r>
       <w:r>
         <w:rPr>
@@ -1885,7 +1885,7 @@
             </w:rPr>
           </w:rPrChange>
         </w:rPr>
-        <w:t xml:space="preserve">° </w:t>
+        <w:t xml:space="preserve"/>
       </w:r>
       <w:r>
         <w:rPr>
@@ -1897,14 +1897,14 @@
             </w:rPr>
           </w:rPrChange>
         </w:rPr>
-        <w:t>03611912000441</w:t>
+        <w:t/>
       </w:r>
       <w:ins w:id="79" w:author="Davide Milizia" w:date="2026-10-14T18:14:00Z" w16du:dateUtc="2026-10-14T16:14:00Z">
         <w:r>
           <w:rPr>
             <w:highlight w:val="yellow"/>
           </w:rPr>
-          <w:t>}</w:t>
+          <w:t/>
         </w:r>
       </w:ins>
       <w:r>
@@ -1928,7 +1928,7 @@
             <w:b/>
             <w:highlight w:val="yellow"/>
           </w:rPr>
-          <w:t>{</w:t>
+          <w:t>{MASSIMALE}</w:t>
         </w:r>
       </w:ins>
       <w:r>
@@ -1941,7 +1941,7 @@
             </w:rPr>
           </w:rPrChange>
         </w:rPr>
-        <w:t>5</w:t>
+        <w:t/>
       </w:r>
       <w:r>
         <w:rPr>
@@ -1953,7 +1953,7 @@
             </w:rPr>
           </w:rPrChange>
         </w:rPr>
-        <w:t>.</w:t>
+        <w:t/>
       </w:r>
       <w:r>
         <w:rPr>
@@ -1965,7 +1965,7 @@
             </w:rPr>
           </w:rPrChange>
         </w:rPr>
-        <w:t>0</w:t>
+        <w:t/>
       </w:r>
       <w:r>
         <w:rPr>
@@ -1977,7 +1977,7 @@
             </w:rPr>
           </w:rPrChange>
         </w:rPr>
-        <w:t>00</w:t>
+        <w:t/>
       </w:r>
       <w:r>
         <w:rPr>
@@ -1989,7 +1989,7 @@
             </w:rPr>
           </w:rPrChange>
         </w:rPr>
-        <w:t>.000,00</w:t>
+        <w:t/>
       </w:r>
       <w:r>
         <w:rPr>
@@ -2001,7 +2001,7 @@
             </w:rPr>
           </w:rPrChange>
         </w:rPr>
-        <w:t xml:space="preserve"> </w:t>
+        <w:t xml:space="preserve"/>
       </w:r>
       <w:r>
         <w:rPr>
@@ -2013,7 +2013,7 @@
             </w:rPr>
           </w:rPrChange>
         </w:rPr>
-        <w:t xml:space="preserve"> </w:t>
+        <w:t xml:space="preserve"/>
       </w:r>
       <w:r>
         <w:rPr>
@@ -2025,7 +2025,7 @@
             </w:rPr>
           </w:rPrChange>
         </w:rPr>
-        <w:t>(</w:t>
+        <w:t/>
       </w:r>
       <w:r>
         <w:rPr>
@@ -2039,7 +2039,7 @@
             </w:rPr>
           </w:rPrChange>
         </w:rPr>
-        <w:t>cinquemilioni/00</w:t>
+        <w:t/>
       </w:r>
       <w:r>
         <w:rPr>
@@ -2051,14 +2051,14 @@
             </w:rPr>
           </w:rPrChange>
         </w:rPr>
-        <w:t>)</w:t>
+        <w:t/>
       </w:r>
       <w:ins w:id="91" w:author="Davide Milizia" w:date="2026-10-14T18:14:00Z" w16du:dateUtc="2026-10-14T16:14:00Z">
         <w:r>
           <w:rPr>
             <w:highlight w:val="yellow"/>
           </w:rPr>
-          <w:t>}</w:t>
+          <w:t/>
         </w:r>
       </w:ins>
       <w:r>
@@ -3903,7 +3903,10 @@
       </w:r>
       <w:ins w:id="109" w:author="Davide Milizia" w:date="2026-10-14T18:15:00Z" w16du:dateUtc="2026-10-14T16:15:00Z">
         <w:r>
-          <w:t>{</w:t>
+          <w:rPr>
+            <w:highlight w:val="yellow"/>
+          </w:rPr>
+          <w:t>{IMPORTO_CONTRATTO}</w:t>
         </w:r>
       </w:ins>
       <w:r>
@@ -3913,7 +3916,7 @@
             <w:rPr/>
           </w:rPrChange>
         </w:rPr>
-        <w:t xml:space="preserve">Euro </w:t>
+        <w:t xml:space="preserve"/>
       </w:r>
       <w:r>
         <w:rPr>
@@ -3925,7 +3928,7 @@
             </w:rPr>
           </w:rPrChange>
         </w:rPr>
-        <w:t>24.900,00</w:t>
+        <w:t/>
       </w:r>
       <w:r>
         <w:rPr>
@@ -3934,7 +3937,7 @@
             <w:rPr/>
           </w:rPrChange>
         </w:rPr>
-        <w:t xml:space="preserve"> (</w:t>
+        <w:t xml:space="preserve"/>
       </w:r>
       <w:r>
         <w:rPr>
@@ -3945,7 +3948,7 @@
             <w:rPr/>
           </w:rPrChange>
         </w:rPr>
-        <w:t>ventiquattromilanovecento</w:t>
+        <w:t/>
       </w:r>
       <w:r>
         <w:rPr>
@@ -3957,7 +3960,7 @@
             </w:rPr>
           </w:rPrChange>
         </w:rPr>
-        <w:t>/00</w:t>
+        <w:t/>
       </w:r>
       <w:r>
         <w:rPr>
@@ -3966,14 +3969,14 @@
             <w:rPr/>
           </w:rPrChange>
         </w:rPr>
-        <w:t>)</w:t>
+        <w:t/>
       </w:r>
       <w:ins w:id="116" w:author="Davide Milizia" w:date="2026-10-14T18:14:00Z" w16du:dateUtc="2026-10-14T16:14:00Z">
         <w:r>
           <w:rPr>
             <w:highlight w:val="yellow"/>
           </w:rPr>
-          <w:t>}</w:t>
+          <w:t/>
         </w:r>
       </w:ins>
       <w:r>
@@ -4176,8 +4179,9 @@
             <w:rFonts w:ascii="Times New Roman" w:hAnsi="Times New Roman"/>
             <w:sz w:val="24"/>
             <w:szCs w:val="24"/>
+            <w:highlight w:val="yellow"/>
           </w:rPr>
-          <w:t>{</w:t>
+          <w:t>{COSTI_SICUREZZA}</w:t>
         </w:r>
       </w:ins>
       <w:r>
@@ -4196,7 +4200,7 @@
             </w:rPr>
           </w:rPrChange>
         </w:rPr>
-        <w:t>Euro</w:t>
+        <w:t/>
       </w:r>
       <w:r>
         <w:rPr>
@@ -4214,7 +4218,7 @@
             </w:rPr>
           </w:rPrChange>
         </w:rPr>
-        <w:t xml:space="preserve"> </w:t>
+        <w:t xml:space="preserve"/>
       </w:r>
       <w:r>
         <w:rPr>
@@ -4232,7 +4236,7 @@
             </w:rPr>
           </w:rPrChange>
         </w:rPr>
-        <w:t>300,00</w:t>
+        <w:t/>
       </w:r>
       <w:r>
         <w:rPr>
@@ -4248,7 +4252,7 @@
             </w:rPr>
           </w:rPrChange>
         </w:rPr>
-        <w:t xml:space="preserve"> </w:t>
+        <w:t xml:space="preserve"/>
       </w:r>
       <w:del w:id="126" w:author="Marisa Scollo" w:date="2023-11-08T14:51:00Z">
         <w:r>
@@ -4314,7 +4318,7 @@
             </w:rPr>
           </w:rPrChange>
         </w:rPr>
-        <w:t>(</w:t>
+        <w:t/>
       </w:r>
       <w:r>
         <w:rPr>
@@ -4332,7 +4336,7 @@
             </w:rPr>
           </w:rPrChange>
         </w:rPr>
-        <w:t>trecento</w:t>
+        <w:t/>
       </w:r>
       <w:r>
         <w:rPr>
@@ -4350,7 +4354,7 @@
             </w:rPr>
           </w:rPrChange>
         </w:rPr>
-        <w:t>/</w:t>
+        <w:t/>
       </w:r>
       <w:r>
         <w:rPr>
@@ -4368,7 +4372,7 @@
             </w:rPr>
           </w:rPrChange>
         </w:rPr>
-        <w:t>00</w:t>
+        <w:t/>
       </w:r>
       <w:r>
         <w:rPr>
@@ -4384,14 +4388,14 @@
             </w:rPr>
           </w:rPrChange>
         </w:rPr>
-        <w:t>)</w:t>
+        <w:t/>
       </w:r>
       <w:ins w:id="135" w:author="Davide Milizia" w:date="2026-10-14T18:15:00Z" w16du:dateUtc="2026-10-14T16:15:00Z">
         <w:r>
           <w:rPr>
             <w:highlight w:val="yellow"/>
           </w:rPr>
-          <w:t>}</w:t>
+          <w:t/>
         </w:r>
       </w:ins>
       <w:r>
@@ -4500,8 +4504,9 @@
         <w:r>
           <w:rPr>
             <w:b/>
+            <w:highlight w:val="yellow"/>
           </w:rPr>
-          <w:t>{</w:t>
+          <w:t>{TARIFFE_STRAORDINARIE}</w:t>
         </w:r>
       </w:ins>
       <w:r>
@@ -4514,7 +4519,7 @@
             </w:rPr>
           </w:rPrChange>
         </w:rPr>
-        <w:t xml:space="preserve">Euro/ora 30,00 </w:t>
+        <w:t xml:space="preserve"/>
       </w:r>
       <w:r>
         <w:rPr>
@@ -4523,7 +4528,7 @@
             <w:rPr/>
           </w:rPrChange>
         </w:rPr>
-        <w:t>(trenta/00) per tutti gli interventi di natura straordinaria dalle ore 8.00 alle ore 18.00</w:t>
+        <w:t/>
       </w:r>
       <w:r>
         <w:rPr>
@@ -4532,7 +4537,7 @@
             <w:rPr/>
           </w:rPrChange>
         </w:rPr>
-        <w:t>;</w:t>
+        <w:t/>
       </w:r>
     </w:p>
     <w:p>
@@ -4564,7 +4569,7 @@
             </w:rPr>
           </w:rPrChange>
         </w:rPr>
-        <w:t xml:space="preserve">Euro/ora 35,00 </w:t>
+        <w:t xml:space="preserve"/>
       </w:r>
       <w:r>
         <w:rPr>
@@ -4573,7 +4578,7 @@
             <w:rPr/>
           </w:rPrChange>
         </w:rPr>
-        <w:t>(trentacinque/00) per tutti gli interventi di natura straordinaria dalle ore 06.00 alle ore 8,00 e dalle ore 18,00 alle ore 21,00</w:t>
+        <w:t/>
       </w:r>
       <w:r>
         <w:rPr>
@@ -4582,7 +4587,7 @@
             <w:rPr/>
           </w:rPrChange>
         </w:rPr>
-        <w:t>;</w:t>
+        <w:t/>
       </w:r>
     </w:p>
     <w:p>
@@ -4607,7 +4612,7 @@
             <w:rPr/>
           </w:rPrChange>
         </w:rPr>
-        <w:t>mentre in caso di interventi in via di urgenza,</w:t>
+        <w:t/>
       </w:r>
       <w:r>
         <w:rPr>
@@ -4619,7 +4624,7 @@
             </w:rPr>
           </w:rPrChange>
         </w:rPr>
-        <w:t xml:space="preserve"> </w:t>
+        <w:t xml:space="preserve"/>
       </w:r>
       <w:r>
         <w:rPr>
@@ -4628,7 +4633,7 @@
             <w:rPr/>
           </w:rPrChange>
         </w:rPr>
-        <w:t xml:space="preserve">per tali intendendosi quelli effettuati entro le </w:t>
+        <w:t xml:space="preserve"/>
       </w:r>
       <w:r>
         <w:rPr>
@@ -4637,7 +4642,7 @@
             <w:rPr/>
           </w:rPrChange>
         </w:rPr>
-        <w:t>3</w:t>
+        <w:t/>
       </w:r>
       <w:r>
         <w:rPr>
@@ -4646,7 +4651,7 @@
             <w:rPr/>
           </w:rPrChange>
         </w:rPr>
-        <w:t xml:space="preserve"> (</w:t>
+        <w:t xml:space="preserve"/>
       </w:r>
       <w:r>
         <w:rPr>
@@ -4655,7 +4660,7 @@
             <w:rPr/>
           </w:rPrChange>
         </w:rPr>
-        <w:t>tre</w:t>
+        <w:t/>
       </w:r>
       <w:r>
         <w:rPr>
@@ -4664,7 +4669,7 @@
             <w:rPr/>
           </w:rPrChange>
         </w:rPr>
-        <w:t>)</w:t>
+        <w:t/>
       </w:r>
       <w:r>
         <w:rPr>
@@ -4673,7 +4678,7 @@
             <w:rPr/>
           </w:rPrChange>
         </w:rPr>
-        <w:t xml:space="preserve"> ore dalla chiamata, saranno conteggiati i seguenti costi di diritto fisso di chiamata:</w:t>
+        <w:t xml:space="preserve"/>
       </w:r>
     </w:p>
     <w:p>
@@ -4705,7 +4710,7 @@
             </w:rPr>
           </w:rPrChange>
         </w:rPr>
-        <w:t>Euro/chiamata 25</w:t>
+        <w:t/>
       </w:r>
       <w:r>
         <w:rPr>
@@ -4717,7 +4722,7 @@
             </w:rPr>
           </w:rPrChange>
         </w:rPr>
-        <w:t>,</w:t>
+        <w:t/>
       </w:r>
       <w:r>
         <w:rPr>
@@ -4729,7 +4734,7 @@
             </w:rPr>
           </w:rPrChange>
         </w:rPr>
-        <w:t>0</w:t>
+        <w:t/>
       </w:r>
       <w:r>
         <w:rPr>
@@ -4741,7 +4746,7 @@
             </w:rPr>
           </w:rPrChange>
         </w:rPr>
-        <w:t xml:space="preserve">0 </w:t>
+        <w:t xml:space="preserve"/>
       </w:r>
       <w:r>
         <w:rPr>
@@ -4750,7 +4755,7 @@
             <w:rPr/>
           </w:rPrChange>
         </w:rPr>
-        <w:t>(</w:t>
+        <w:t/>
       </w:r>
       <w:r>
         <w:rPr>
@@ -4761,7 +4766,7 @@
             <w:rPr/>
           </w:rPrChange>
         </w:rPr>
-        <w:t>venticinque</w:t>
+        <w:t/>
       </w:r>
       <w:r>
         <w:rPr>
@@ -4770,7 +4775,7 @@
             <w:rPr/>
           </w:rPrChange>
         </w:rPr>
-        <w:t>/</w:t>
+        <w:t/>
       </w:r>
       <w:r>
         <w:rPr>
@@ -4779,7 +4784,7 @@
             <w:rPr/>
           </w:rPrChange>
         </w:rPr>
-        <w:t>0</w:t>
+        <w:t/>
       </w:r>
       <w:r>
         <w:rPr>
@@ -4791,7 +4796,7 @@
             </w:rPr>
           </w:rPrChange>
         </w:rPr>
-        <w:t>0</w:t>
+        <w:t/>
       </w:r>
       <w:r>
         <w:rPr>
@@ -4800,7 +4805,7 @@
             <w:rPr/>
           </w:rPrChange>
         </w:rPr>
-        <w:t>)</w:t>
+        <w:t/>
       </w:r>
       <w:r>
         <w:rPr>
@@ -4812,7 +4817,7 @@
             </w:rPr>
           </w:rPrChange>
         </w:rPr>
-        <w:t xml:space="preserve"> </w:t>
+        <w:t xml:space="preserve"/>
       </w:r>
       <w:r>
         <w:rPr>
@@ -4821,7 +4826,7 @@
             <w:rPr/>
           </w:rPrChange>
         </w:rPr>
-        <w:t xml:space="preserve">quale diritto fisso di chiamata per interventi in urgenza, comprensivo </w:t>
+        <w:t xml:space="preserve"/>
       </w:r>
       <w:del w:id="168" w:author="Marisa Scollo" w:date="2023-11-09T13:21:00Z">
         <w:r>
@@ -4842,7 +4847,7 @@
               <w:rPr/>
             </w:rPrChange>
           </w:rPr>
-          <w:t>di viaggio</w:t>
+          <w:t/>
         </w:r>
       </w:ins>
       <w:r>
@@ -4852,7 +4857,7 @@
             <w:rPr/>
           </w:rPrChange>
         </w:rPr>
-        <w:t xml:space="preserve"> e rimborso chilometrico;</w:t>
+        <w:t xml:space="preserve"/>
       </w:r>
     </w:p>
     <w:p>
@@ -4881,7 +4886,7 @@
             </w:rPr>
           </w:rPrChange>
         </w:rPr>
-        <w:t xml:space="preserve">Euro/ora </w:t>
+        <w:t xml:space="preserve"/>
       </w:r>
       <w:r>
         <w:rPr>
@@ -4893,7 +4898,7 @@
             </w:rPr>
           </w:rPrChange>
         </w:rPr>
-        <w:t>55</w:t>
+        <w:t/>
       </w:r>
       <w:r>
         <w:rPr>
@@ -4905,7 +4910,7 @@
             </w:rPr>
           </w:rPrChange>
         </w:rPr>
-        <w:t>,</w:t>
+        <w:t/>
       </w:r>
       <w:r>
         <w:rPr>
@@ -4917,7 +4922,7 @@
             </w:rPr>
           </w:rPrChange>
         </w:rPr>
-        <w:t>0</w:t>
+        <w:t/>
       </w:r>
       <w:r>
         <w:rPr>
@@ -4929,7 +4934,7 @@
             </w:rPr>
           </w:rPrChange>
         </w:rPr>
-        <w:t>0</w:t>
+        <w:t/>
       </w:r>
       <w:r>
         <w:rPr>
@@ -4938,7 +4943,7 @@
             <w:rPr/>
           </w:rPrChange>
         </w:rPr>
-        <w:t xml:space="preserve"> (</w:t>
+        <w:t xml:space="preserve"/>
       </w:r>
       <w:r>
         <w:rPr>
@@ -4949,7 +4954,7 @@
             <w:rPr/>
           </w:rPrChange>
         </w:rPr>
-        <w:t>cinquantacinque</w:t>
+        <w:t/>
       </w:r>
       <w:r>
         <w:rPr>
@@ -4958,7 +4963,7 @@
             <w:rPr/>
           </w:rPrChange>
         </w:rPr>
-        <w:t>/</w:t>
+        <w:t/>
       </w:r>
       <w:r>
         <w:rPr>
@@ -4967,7 +4972,7 @@
             <w:rPr/>
           </w:rPrChange>
         </w:rPr>
-        <w:t>0</w:t>
+        <w:t/>
       </w:r>
       <w:r>
         <w:rPr>
@@ -4976,7 +4981,7 @@
             <w:rPr/>
           </w:rPrChange>
         </w:rPr>
-        <w:t>0)</w:t>
+        <w:t/>
       </w:r>
       <w:r>
         <w:rPr>
@@ -4988,7 +4993,7 @@
             </w:rPr>
           </w:rPrChange>
         </w:rPr>
-        <w:t xml:space="preserve"> </w:t>
+        <w:t xml:space="preserve"/>
       </w:r>
       <w:r>
         <w:rPr>
@@ -4997,7 +5002,7 @@
             <w:rPr/>
           </w:rPrChange>
         </w:rPr>
-        <w:t xml:space="preserve">quale diritto fisso di chiamata per interventi in urgenza dalle ore 06.00 alle ore 8,00 e dalle ore 18,00 alle ore </w:t>
+        <w:t xml:space="preserve"/>
       </w:r>
       <w:del w:id="186" w:author="Marisa Scollo" w:date="2023-11-09T13:22:00Z">
         <w:r>
@@ -5018,7 +5023,7 @@
               <w:rPr/>
             </w:rPrChange>
           </w:rPr>
-          <w:t>06.00,</w:t>
+          <w:t/>
         </w:r>
       </w:ins>
       <w:r>
@@ -5028,7 +5033,7 @@
             <w:rPr/>
           </w:rPrChange>
         </w:rPr>
-        <w:t xml:space="preserve"> dei giorni notturni festivi e prefestivi e comprensivo di viaggio e rimborso chilometrico</w:t>
+        <w:t xml:space="preserve"/>
       </w:r>
       <w:r>
         <w:rPr>
@@ -5037,7 +5042,7 @@
             <w:rPr/>
           </w:rPrChange>
         </w:rPr>
-        <w:t>;</w:t>
+        <w:t/>
       </w:r>
       <w:r>
         <w:rPr>
@@ -5049,7 +5054,7 @@
             </w:rPr>
           </w:rPrChange>
         </w:rPr>
-        <w:t xml:space="preserve"> </w:t>
+        <w:t xml:space="preserve"/>
       </w:r>
     </w:p>
     <w:p>
@@ -5081,7 +5086,7 @@
             </w:rPr>
           </w:rPrChange>
         </w:rPr>
-        <w:t xml:space="preserve">il diritto fisso di chiamata non è applicabile agli </w:t>
+        <w:t xml:space="preserve"/>
       </w:r>
       <w:del w:id="195" w:author="Marisa Scollo" w:date="2023-11-08T15:07:00Z">
         <w:r>
@@ -5107,14 +5112,14 @@
             </w:rPr>
           </w:rPrChange>
         </w:rPr>
-        <w:t>interventi non urgenti ricadenti nei passaggi e-o attività di manutenzione programmata eseguiti oltre le 24 (ventiquattro) ore dalla specifica chiamata e sui preventivi.</w:t>
+        <w:t/>
       </w:r>
       <w:ins w:id="198" w:author="Davide Milizia" w:date="2026-10-14T18:16:00Z" w16du:dateUtc="2026-10-14T16:16:00Z">
         <w:r>
           <w:rPr>
             <w:color w:val="000000"/>
           </w:rPr>
-          <w:t>}</w:t>
+          <w:t/>
         </w:r>
       </w:ins>
     </w:p>
@@ -5545,9 +5550,10 @@
             <w:rFonts w:ascii="Times New Roman" w:hAnsi="Times New Roman"/>
             <w:sz w:val="24"/>
             <w:szCs w:val="24"/>
+            <w:highlight w:val="yellow"/>
           </w:rPr>
           <w:tab/>
-          <w:t>{</w:t>
+          <w:t>{DURATA_CONTRATTO}</w:t>
         </w:r>
       </w:ins>
       <w:del w:id="217" w:author="Davide Milizia" w:date="2026-10-14T18:17:00Z" w16du:dateUtc="2026-10-14T16:17:00Z">
@@ -5574,7 +5580,7 @@
             </w:rPr>
           </w:rPrChange>
         </w:rPr>
-        <w:t>2 (due</w:t>
+        <w:t/>
       </w:r>
       <w:r>
         <w:rPr>
@@ -5590,7 +5596,7 @@
             </w:rPr>
           </w:rPrChange>
         </w:rPr>
-        <w:t>)</w:t>
+        <w:t/>
       </w:r>
       <w:ins w:id="220" w:author="Davide Milizia" w:date="2026-10-14T18:16:00Z" w16du:dateUtc="2026-10-14T16:16:00Z">
         <w:r>
@@ -5599,7 +5605,7 @@
             <w:sz w:val="24"/>
             <w:szCs w:val="24"/>
           </w:rPr>
-          <w:t>}</w:t>
+          <w:t/>
         </w:r>
       </w:ins>
       <w:r>
@@ -5616,8 +5622,9 @@
             <w:rFonts w:ascii="Times New Roman" w:hAnsi="Times New Roman"/>
             <w:sz w:val="24"/>
             <w:szCs w:val="24"/>
+            <w:highlight w:val="yellow"/>
           </w:rPr>
-          <w:t>{</w:t>
+          <w:t>{DATA_INIZIO}</w:t>
         </w:r>
       </w:ins>
       <w:r>
@@ -5627,7 +5634,7 @@
           <w:szCs w:val="24"/>
           <w:highlight w:val="yellow"/>
         </w:rPr>
-        <w:t>01/</w:t>
+        <w:t/>
       </w:r>
       <w:commentRangeStart w:id="222"/>
       <w:r>
@@ -5637,7 +5644,7 @@
           <w:szCs w:val="24"/>
           <w:highlight w:val="yellow"/>
         </w:rPr>
-        <w:t>12</w:t>
+        <w:t/>
       </w:r>
       <w:commentRangeEnd w:id="222"/>
       <w:r>
@@ -5657,7 +5664,7 @@
           <w:szCs w:val="24"/>
           <w:highlight w:val="yellow"/>
         </w:rPr>
-        <w:t>/2022</w:t>
+        <w:t/>
       </w:r>
       <w:ins w:id="223" w:author="Davide Milizia" w:date="2026-10-14T18:16:00Z" w16du:dateUtc="2026-10-14T16:16:00Z">
         <w:r>
@@ -5666,7 +5673,7 @@
             <w:sz w:val="24"/>
             <w:szCs w:val="24"/>
           </w:rPr>
-          <w:t>}</w:t>
+          <w:t/>
         </w:r>
       </w:ins>
       <w:r>
@@ -6279,7 +6286,7 @@
               <w:rPr/>
             </w:rPrChange>
           </w:rPr>
-          <w:t>{</w:t>
+          <w:t>{RECAPITI_APPALTATORE}</w:t>
         </w:r>
       </w:ins>
       <w:r>
@@ -6289,7 +6296,7 @@
             <w:rPr/>
           </w:rPrChange>
         </w:rPr>
-        <w:t>S</w:t>
+        <w:t/>
       </w:r>
       <w:r>
         <w:rPr>
@@ -6298,7 +6305,7 @@
             <w:rPr/>
           </w:rPrChange>
         </w:rPr>
-        <w:t>.G. Impianti di Giuseppe Signorino</w:t>
+        <w:t/>
       </w:r>
     </w:p>
     <w:p>
@@ -6324,7 +6331,7 @@
             <w:rPr/>
           </w:rPrChange>
         </w:rPr>
-        <w:t>Via Marchese n. 53 Misterbianco CAP 95045 (CT)</w:t>
+        <w:t/>
       </w:r>
     </w:p>
     <w:p>
@@ -6350,7 +6357,7 @@
             <w:rPr/>
           </w:rPrChange>
         </w:rPr>
-        <w:t>tel 0957395142</w:t>
+        <w:t/>
       </w:r>
     </w:p>
     <w:p>
@@ -6370,7 +6377,7 @@
         </w:rPr>
       </w:pPr>
       <w:r>
-        <w:t xml:space="preserve">Indirizzo mail : </w:t>
+        <w:t xml:space="preserve"/>
       </w:r>
       <w:r>
         <w:rPr>
@@ -6379,7 +6386,7 @@
             <w:rPr/>
           </w:rPrChange>
         </w:rPr>
-        <w:t>info@giuseppesignorino.it</w:t>
+        <w:t/>
       </w:r>
     </w:p>
     <w:p>
@@ -6399,7 +6406,7 @@
         </w:rPr>
       </w:pPr>
       <w:r>
-        <w:t xml:space="preserve">Indirizzo PEC: </w:t>
+        <w:t xml:space="preserve"/>
       </w:r>
       <w:r>
         <w:rPr>
@@ -6408,7 +6415,7 @@
             <w:rPr/>
           </w:rPrChange>
         </w:rPr>
-        <w:t>giuseppesignorino@pec.it</w:t>
+        <w:t/>
       </w:r>
     </w:p>
     <w:p>
@@ -6422,7 +6429,7 @@
         <w:jc w:val="both"/>
       </w:pPr>
       <w:r>
-        <w:t xml:space="preserve">Tel. Reperibilità : </w:t>
+        <w:t xml:space="preserve"/>
       </w:r>
       <w:r>
         <w:rPr>
@@ -6431,7 +6438,7 @@
             <w:rPr/>
           </w:rPrChange>
         </w:rPr>
-        <w:t>cell.342 7537782 –cell 393 565631</w:t>
+        <w:t/>
       </w:r>
       <w:r>
         <w:rPr>
@@ -6440,7 +6447,7 @@
             <w:rPr/>
           </w:rPrChange>
         </w:rPr>
-        <w:t>3</w:t>
+        <w:t/>
       </w:r>
       <w:ins w:id="242" w:author="Davide Milizia" w:date="2026-10-14T18:18:00Z" w16du:dateUtc="2026-10-14T16:18:00Z">
         <w:r>
@@ -6450,7 +6457,7 @@
               <w:rPr/>
             </w:rPrChange>
           </w:rPr>
-          <w:t>}</w:t>
+          <w:t/>
         </w:r>
       </w:ins>
     </w:p>
@@ -6923,7 +6930,7 @@
                   </w:rPrChange>
                 </w:rPr>
                 <w:lastRenderedPageBreak/>
-                <w:t>{</w:t>
+                <w:t>{CITTA_FIRMA}</w:t>
               </w:r>
             </w:ins>
             <w:r>
@@ -6936,7 +6943,7 @@
                   </w:rPr>
                 </w:rPrChange>
               </w:rPr>
-              <w:t>Catania</w:t>
+              <w:t/>
             </w:r>
             <w:ins w:id="248" w:author="Davide Milizia" w:date="2026-10-14T18:18:00Z" w16du:dateUtc="2026-10-14T16:18:00Z">
               <w:r>
@@ -6949,7 +6956,7 @@
                     </w:rPr>
                   </w:rPrChange>
                 </w:rPr>
-                <w:t>}</w:t>
+                <w:t/>
               </w:r>
             </w:ins>
             <w:r>
@@ -7019,7 +7026,7 @@
                     </w:rPr>
                   </w:rPrChange>
                 </w:rPr>
-                <w:t>{</w:t>
+                <w:t>{RAGIONE_SOCIALE}</w:t>
               </w:r>
             </w:ins>
             <w:r>
@@ -7034,7 +7041,7 @@
                   </w:rPr>
                 </w:rPrChange>
               </w:rPr>
-              <w:t>S</w:t>
+              <w:t/>
             </w:r>
             <w:r>
               <w:rPr>
@@ -7048,7 +7055,7 @@
                   </w:rPr>
                 </w:rPrChange>
               </w:rPr>
-              <w:t>.G. Impianti di Signorino Giuseppe</w:t>
+              <w:t/>
             </w:r>
             <w:ins w:id="255" w:author="Davide Milizia" w:date="2026-10-14T18:18:00Z" w16du:dateUtc="2026-10-14T16:18:00Z">
               <w:r>
@@ -7063,7 +7070,7 @@
                     </w:rPr>
                   </w:rPrChange>
                 </w:rPr>
-                <w:t>}</w:t>
+                <w:t/>
               </w:r>
             </w:ins>
           </w:p>
@@ -7153,7 +7160,7 @@
                 <w:rPr>
                   <w:highlight w:val="yellow"/>
                 </w:rPr>
-                <w:t>{</w:t>
+                <w:t>{LEGALE_RAPPRESENTANTE}</w:t>
               </w:r>
             </w:ins>
             <w:r>
@@ -7166,7 +7173,7 @@
                   </w:rPr>
                 </w:rPrChange>
               </w:rPr>
-              <w:t>Giuseppe Signorino</w:t>
+              <w:t/>
             </w:r>
             <w:ins w:id="259" w:author="Davide Milizia" w:date="2026-10-14T18:19:00Z" w16du:dateUtc="2026-10-14T16:19:00Z">
               <w:r>
@@ -7179,7 +7186,7 @@
                     </w:rPr>
                   </w:rPrChange>
                 </w:rPr>
-                <w:t>}</w:t>
+                <w:t/>
               </w:r>
             </w:ins>
           </w:p>
